--- a/doc/Technische Documentatie.docx
+++ b/doc/Technische Documentatie.docx
@@ -20,6 +20,9 @@
     </w:p>
     <w:p>
       <w:r>
+        <w:rPr>
+          <w:noProof/>
+        </w:rPr>
         <w:drawing>
           <wp:inline distT="0" distB="0" distL="0" distR="0" wp14:anchorId="24FDB30A" wp14:editId="39B03C51">
             <wp:extent cx="3840480" cy="2751203"/>
@@ -65,6 +68,9 @@
     </w:p>
     <w:p>
       <w:r>
+        <w:rPr>
+          <w:noProof/>
+        </w:rPr>
         <w:drawing>
           <wp:inline distT="0" distB="0" distL="0" distR="0" wp14:anchorId="7ABAB747" wp14:editId="68162B0F">
             <wp:extent cx="2401294" cy="2018385"/>
@@ -114,6 +120,9 @@
     </w:p>
     <w:p>
       <w:r>
+        <w:rPr>
+          <w:noProof/>
+        </w:rPr>
         <w:drawing>
           <wp:inline distT="0" distB="0" distL="0" distR="0" wp14:anchorId="4F58730B" wp14:editId="0C9232C4">
             <wp:extent cx="2713770" cy="4865563"/>
@@ -165,6 +174,9 @@
     </w:p>
     <w:p>
       <w:r>
+        <w:rPr>
+          <w:noProof/>
+        </w:rPr>
         <w:drawing>
           <wp:anchor distT="0" distB="0" distL="114300" distR="114300" simplePos="0" relativeHeight="251660288" behindDoc="1" locked="0" layoutInCell="1" allowOverlap="1" wp14:anchorId="5CDD248B" wp14:editId="289605D3">
             <wp:simplePos x="0" y="0"/>
@@ -222,6 +234,9 @@
         </w:drawing>
       </w:r>
       <w:r>
+        <w:rPr>
+          <w:noProof/>
+        </w:rPr>
         <w:drawing>
           <wp:anchor distT="0" distB="0" distL="114300" distR="114300" simplePos="0" relativeHeight="251658240" behindDoc="1" locked="0" layoutInCell="1" allowOverlap="1" wp14:anchorId="6655B83E" wp14:editId="08DBE636">
             <wp:simplePos x="0" y="0"/>
@@ -279,6 +294,9 @@
         </w:drawing>
       </w:r>
       <w:r>
+        <w:rPr>
+          <w:noProof/>
+        </w:rPr>
         <w:drawing>
           <wp:anchor distT="0" distB="0" distL="114300" distR="114300" simplePos="0" relativeHeight="251659264" behindDoc="1" locked="0" layoutInCell="1" allowOverlap="1" wp14:anchorId="21BC6727" wp14:editId="4FEDC7EC">
             <wp:simplePos x="0" y="0"/>
@@ -346,71 +364,17 @@
     <w:p/>
     <w:p>
       <w:r>
+        <w:rPr>
+          <w:noProof/>
+        </w:rPr>
         <w:drawing>
-          <wp:anchor distT="0" distB="0" distL="114300" distR="114300" simplePos="0" relativeHeight="251664384" behindDoc="1" locked="0" layoutInCell="1" allowOverlap="1" wp14:anchorId="4F06256B" wp14:editId="64572502">
+          <wp:anchor distT="0" distB="0" distL="114300" distR="114300" simplePos="0" relativeHeight="251661312" behindDoc="1" locked="0" layoutInCell="1" allowOverlap="1" wp14:anchorId="333ED5C0" wp14:editId="279CE0BC">
             <wp:simplePos x="0" y="0"/>
             <wp:positionH relativeFrom="margin">
-              <wp:posOffset>3083560</wp:posOffset>
+              <wp:posOffset>794496</wp:posOffset>
             </wp:positionH>
             <wp:positionV relativeFrom="paragraph">
-              <wp:posOffset>5715</wp:posOffset>
-            </wp:positionV>
-            <wp:extent cx="1931670" cy="2170430"/>
-            <wp:effectExtent l="0" t="0" r="0" b="1270"/>
-            <wp:wrapNone/>
-            <wp:docPr id="171445598" name="Picture 1"/>
-            <wp:cNvGraphicFramePr>
-              <a:graphicFrameLocks xmlns:a="http://schemas.openxmlformats.org/drawingml/2006/main" noChangeAspect="1"/>
-            </wp:cNvGraphicFramePr>
-            <a:graphic xmlns:a="http://schemas.openxmlformats.org/drawingml/2006/main">
-              <a:graphicData uri="http://schemas.openxmlformats.org/drawingml/2006/picture">
-                <pic:pic xmlns:pic="http://schemas.openxmlformats.org/drawingml/2006/picture">
-                  <pic:nvPicPr>
-                    <pic:cNvPr id="171445598" name=""/>
-                    <pic:cNvPicPr/>
-                  </pic:nvPicPr>
-                  <pic:blipFill>
-                    <a:blip r:embed="rId10">
-                      <a:extLst>
-                        <a:ext uri="{28A0092B-C50C-407E-A947-70E740481C1C}">
-                          <a14:useLocalDpi xmlns:a14="http://schemas.microsoft.com/office/drawing/2010/main" val="0"/>
-                        </a:ext>
-                      </a:extLst>
-                    </a:blip>
-                    <a:stretch>
-                      <a:fillRect/>
-                    </a:stretch>
-                  </pic:blipFill>
-                  <pic:spPr>
-                    <a:xfrm>
-                      <a:off x="0" y="0"/>
-                      <a:ext cx="1931670" cy="2170430"/>
-                    </a:xfrm>
-                    <a:prstGeom prst="rect">
-                      <a:avLst/>
-                    </a:prstGeom>
-                  </pic:spPr>
-                </pic:pic>
-              </a:graphicData>
-            </a:graphic>
-            <wp14:sizeRelH relativeFrom="page">
-              <wp14:pctWidth>0</wp14:pctWidth>
-            </wp14:sizeRelH>
-            <wp14:sizeRelV relativeFrom="page">
-              <wp14:pctHeight>0</wp14:pctHeight>
-            </wp14:sizeRelV>
-          </wp:anchor>
-        </w:drawing>
-      </w:r>
-      <w:r>
-        <w:drawing>
-          <wp:anchor distT="0" distB="0" distL="114300" distR="114300" simplePos="0" relativeHeight="251661312" behindDoc="1" locked="0" layoutInCell="1" allowOverlap="1" wp14:anchorId="333ED5C0" wp14:editId="532B17D5">
-            <wp:simplePos x="0" y="0"/>
-            <wp:positionH relativeFrom="margin">
-              <wp:posOffset>587817</wp:posOffset>
-            </wp:positionH>
-            <wp:positionV relativeFrom="paragraph">
-              <wp:posOffset>85062</wp:posOffset>
+              <wp:posOffset>4445</wp:posOffset>
             </wp:positionV>
             <wp:extent cx="1963973" cy="1958488"/>
             <wp:effectExtent l="0" t="0" r="0" b="3810"/>
@@ -427,7 +391,7 @@
                     <pic:cNvPicPr/>
                   </pic:nvPicPr>
                   <pic:blipFill>
-                    <a:blip r:embed="rId11">
+                    <a:blip r:embed="rId10">
                       <a:extLst>
                         <a:ext uri="{28A0092B-C50C-407E-A947-70E740481C1C}">
                           <a14:useLocalDpi xmlns:a14="http://schemas.microsoft.com/office/drawing/2010/main" val="0"/>
@@ -459,82 +423,18 @@
           </wp:anchor>
         </w:drawing>
       </w:r>
-    </w:p>
-    <w:p/>
-    <w:p/>
-    <w:p/>
-    <w:p/>
-    <w:p/>
-    <w:p/>
-    <w:p>
-      <w:r>
+      <w:r>
+        <w:rPr>
+          <w:noProof/>
+        </w:rPr>
         <w:drawing>
-          <wp:anchor distT="0" distB="0" distL="114300" distR="114300" simplePos="0" relativeHeight="251665408" behindDoc="1" locked="0" layoutInCell="1" allowOverlap="1" wp14:anchorId="6B7CAE43" wp14:editId="57B4A5FE">
+          <wp:anchor distT="0" distB="0" distL="114300" distR="114300" simplePos="0" relativeHeight="251662336" behindDoc="1" locked="0" layoutInCell="1" allowOverlap="1" wp14:anchorId="09DAC506" wp14:editId="3D1A6226">
             <wp:simplePos x="0" y="0"/>
-            <wp:positionH relativeFrom="margin">
-              <wp:posOffset>3258268</wp:posOffset>
+            <wp:positionH relativeFrom="column">
+              <wp:posOffset>3425134</wp:posOffset>
             </wp:positionH>
             <wp:positionV relativeFrom="paragraph">
-              <wp:posOffset>243315</wp:posOffset>
-            </wp:positionV>
-            <wp:extent cx="1836751" cy="1978745"/>
-            <wp:effectExtent l="0" t="0" r="0" b="2540"/>
-            <wp:wrapNone/>
-            <wp:docPr id="290714291" name="Picture 1"/>
-            <wp:cNvGraphicFramePr>
-              <a:graphicFrameLocks xmlns:a="http://schemas.openxmlformats.org/drawingml/2006/main" noChangeAspect="1"/>
-            </wp:cNvGraphicFramePr>
-            <a:graphic xmlns:a="http://schemas.openxmlformats.org/drawingml/2006/main">
-              <a:graphicData uri="http://schemas.openxmlformats.org/drawingml/2006/picture">
-                <pic:pic xmlns:pic="http://schemas.openxmlformats.org/drawingml/2006/picture">
-                  <pic:nvPicPr>
-                    <pic:cNvPr id="290714291" name=""/>
-                    <pic:cNvPicPr/>
-                  </pic:nvPicPr>
-                  <pic:blipFill>
-                    <a:blip r:embed="rId12">
-                      <a:extLst>
-                        <a:ext uri="{28A0092B-C50C-407E-A947-70E740481C1C}">
-                          <a14:useLocalDpi xmlns:a14="http://schemas.microsoft.com/office/drawing/2010/main" val="0"/>
-                        </a:ext>
-                      </a:extLst>
-                    </a:blip>
-                    <a:stretch>
-                      <a:fillRect/>
-                    </a:stretch>
-                  </pic:blipFill>
-                  <pic:spPr>
-                    <a:xfrm>
-                      <a:off x="0" y="0"/>
-                      <a:ext cx="1836751" cy="1978745"/>
-                    </a:xfrm>
-                    <a:prstGeom prst="rect">
-                      <a:avLst/>
-                    </a:prstGeom>
-                  </pic:spPr>
-                </pic:pic>
-              </a:graphicData>
-            </a:graphic>
-            <wp14:sizeRelH relativeFrom="page">
-              <wp14:pctWidth>0</wp14:pctWidth>
-            </wp14:sizeRelH>
-            <wp14:sizeRelV relativeFrom="page">
-              <wp14:pctHeight>0</wp14:pctHeight>
-            </wp14:sizeRelV>
-          </wp:anchor>
-        </w:drawing>
-      </w:r>
-    </w:p>
-    <w:p>
-      <w:r>
-        <w:drawing>
-          <wp:anchor distT="0" distB="0" distL="114300" distR="114300" simplePos="0" relativeHeight="251662336" behindDoc="1" locked="0" layoutInCell="1" allowOverlap="1" wp14:anchorId="09DAC506" wp14:editId="05662352">
-            <wp:simplePos x="0" y="0"/>
-            <wp:positionH relativeFrom="column">
-              <wp:posOffset>1079556</wp:posOffset>
-            </wp:positionH>
-            <wp:positionV relativeFrom="paragraph">
-              <wp:posOffset>8255</wp:posOffset>
+              <wp:posOffset>103395</wp:posOffset>
             </wp:positionV>
             <wp:extent cx="1677725" cy="1741372"/>
             <wp:effectExtent l="0" t="0" r="0" b="0"/>
@@ -551,7 +451,7 @@
                     <pic:cNvPicPr/>
                   </pic:nvPicPr>
                   <pic:blipFill>
-                    <a:blip r:embed="rId13">
+                    <a:blip r:embed="rId11">
                       <a:extLst>
                         <a:ext uri="{28A0092B-C50C-407E-A947-70E740481C1C}">
                           <a14:useLocalDpi xmlns:a14="http://schemas.microsoft.com/office/drawing/2010/main" val="0"/>
@@ -585,16 +485,88 @@
       </w:r>
     </w:p>
     <w:p/>
+    <w:p/>
+    <w:p/>
+    <w:p/>
+    <w:p/>
+    <w:p/>
     <w:p>
       <w:r>
+        <w:rPr>
+          <w:noProof/>
+        </w:rPr>
         <w:drawing>
-          <wp:anchor distT="0" distB="0" distL="114300" distR="114300" simplePos="0" relativeHeight="251663360" behindDoc="1" locked="0" layoutInCell="1" allowOverlap="1" wp14:anchorId="73F734EF" wp14:editId="684168FA">
+          <wp:anchor distT="0" distB="0" distL="114300" distR="114300" simplePos="0" relativeHeight="251665408" behindDoc="1" locked="0" layoutInCell="1" allowOverlap="1" wp14:anchorId="6B7CAE43" wp14:editId="2D8C5862">
             <wp:simplePos x="0" y="0"/>
             <wp:positionH relativeFrom="margin">
-              <wp:posOffset>2042381</wp:posOffset>
+              <wp:posOffset>427990</wp:posOffset>
             </wp:positionH>
             <wp:positionV relativeFrom="paragraph">
-              <wp:posOffset>1392941</wp:posOffset>
+              <wp:posOffset>113776</wp:posOffset>
+            </wp:positionV>
+            <wp:extent cx="2091193" cy="2252857"/>
+            <wp:effectExtent l="0" t="0" r="4445" b="0"/>
+            <wp:wrapNone/>
+            <wp:docPr id="290714291" name="Picture 1"/>
+            <wp:cNvGraphicFramePr>
+              <a:graphicFrameLocks xmlns:a="http://schemas.openxmlformats.org/drawingml/2006/main" noChangeAspect="1"/>
+            </wp:cNvGraphicFramePr>
+            <a:graphic xmlns:a="http://schemas.openxmlformats.org/drawingml/2006/main">
+              <a:graphicData uri="http://schemas.openxmlformats.org/drawingml/2006/picture">
+                <pic:pic xmlns:pic="http://schemas.openxmlformats.org/drawingml/2006/picture">
+                  <pic:nvPicPr>
+                    <pic:cNvPr id="290714291" name=""/>
+                    <pic:cNvPicPr/>
+                  </pic:nvPicPr>
+                  <pic:blipFill>
+                    <a:blip r:embed="rId12">
+                      <a:extLst>
+                        <a:ext uri="{28A0092B-C50C-407E-A947-70E740481C1C}">
+                          <a14:useLocalDpi xmlns:a14="http://schemas.microsoft.com/office/drawing/2010/main" val="0"/>
+                        </a:ext>
+                      </a:extLst>
+                    </a:blip>
+                    <a:stretch>
+                      <a:fillRect/>
+                    </a:stretch>
+                  </pic:blipFill>
+                  <pic:spPr>
+                    <a:xfrm>
+                      <a:off x="0" y="0"/>
+                      <a:ext cx="2091193" cy="2252857"/>
+                    </a:xfrm>
+                    <a:prstGeom prst="rect">
+                      <a:avLst/>
+                    </a:prstGeom>
+                  </pic:spPr>
+                </pic:pic>
+              </a:graphicData>
+            </a:graphic>
+            <wp14:sizeRelH relativeFrom="page">
+              <wp14:pctWidth>0</wp14:pctWidth>
+            </wp14:sizeRelH>
+            <wp14:sizeRelV relativeFrom="page">
+              <wp14:pctHeight>0</wp14:pctHeight>
+            </wp14:sizeRelV>
+          </wp:anchor>
+        </w:drawing>
+      </w:r>
+    </w:p>
+    <w:p/>
+    <w:p/>
+    <w:p>
+      <w:r>
+        <w:rPr>
+          <w:noProof/>
+        </w:rPr>
+        <w:drawing>
+          <wp:anchor distT="0" distB="0" distL="114300" distR="114300" simplePos="0" relativeHeight="251663360" behindDoc="1" locked="0" layoutInCell="1" allowOverlap="1" wp14:anchorId="73F734EF" wp14:editId="07E0B5A0">
+            <wp:simplePos x="0" y="0"/>
+            <wp:positionH relativeFrom="margin">
+              <wp:posOffset>3027707</wp:posOffset>
+            </wp:positionH>
+            <wp:positionV relativeFrom="paragraph">
+              <wp:posOffset>645132</wp:posOffset>
             </wp:positionV>
             <wp:extent cx="1733385" cy="1710040"/>
             <wp:effectExtent l="0" t="0" r="635" b="5080"/>
@@ -611,7 +583,7 @@
                     <pic:cNvPicPr/>
                   </pic:nvPicPr>
                   <pic:blipFill>
-                    <a:blip r:embed="rId14">
+                    <a:blip r:embed="rId13">
                       <a:extLst>
                         <a:ext uri="{28A0092B-C50C-407E-A947-70E740481C1C}">
                           <a14:useLocalDpi xmlns:a14="http://schemas.microsoft.com/office/drawing/2010/main" val="0"/>
@@ -656,6 +628,9 @@
     <w:p/>
     <w:p>
       <w:r>
+        <w:rPr>
+          <w:noProof/>
+        </w:rPr>
         <w:drawing>
           <wp:inline distT="0" distB="0" distL="0" distR="0" wp14:anchorId="67CFA7B6" wp14:editId="06DD30EE">
             <wp:extent cx="1975365" cy="3906410"/>
@@ -672,7 +647,7 @@
                     <pic:cNvPicPr/>
                   </pic:nvPicPr>
                   <pic:blipFill>
-                    <a:blip r:embed="rId15"/>
+                    <a:blip r:embed="rId14"/>
                     <a:stretch>
                       <a:fillRect/>
                     </a:stretch>
@@ -696,6 +671,9 @@
     <w:p/>
     <w:p>
       <w:r>
+        <w:rPr>
+          <w:noProof/>
+        </w:rPr>
         <w:drawing>
           <wp:inline distT="0" distB="0" distL="0" distR="0" wp14:anchorId="3FBACDFA" wp14:editId="5A9C57B1">
             <wp:extent cx="1765190" cy="1742487"/>
@@ -712,7 +690,7 @@
                     <pic:cNvPicPr/>
                   </pic:nvPicPr>
                   <pic:blipFill>
-                    <a:blip r:embed="rId16"/>
+                    <a:blip r:embed="rId15"/>
                     <a:stretch>
                       <a:fillRect/>
                     </a:stretch>
@@ -749,6 +727,9 @@
     </w:p>
     <w:p>
       <w:r>
+        <w:rPr>
+          <w:noProof/>
+        </w:rPr>
         <w:drawing>
           <wp:inline distT="0" distB="0" distL="0" distR="0" wp14:anchorId="440E4F10" wp14:editId="7FE212BB">
             <wp:extent cx="2369489" cy="2837310"/>
@@ -765,7 +746,7 @@
                     <pic:cNvPicPr/>
                   </pic:nvPicPr>
                   <pic:blipFill>
-                    <a:blip r:embed="rId17"/>
+                    <a:blip r:embed="rId16"/>
                     <a:stretch>
                       <a:fillRect/>
                     </a:stretch>
@@ -1400,6 +1381,7 @@
   <w:style w:type="character" w:default="1" w:styleId="DefaultParagraphFont">
     <w:name w:val="Default Paragraph Font"/>
     <w:uiPriority w:val="1"/>
+    <w:semiHidden/>
     <w:unhideWhenUsed/>
   </w:style>
   <w:style w:type="table" w:default="1" w:styleId="TableNormal">

--- a/doc/Technische Documentatie.docx
+++ b/doc/Technische Documentatie.docx
@@ -124,10 +124,10 @@
           <w:noProof/>
         </w:rPr>
         <w:drawing>
-          <wp:inline distT="0" distB="0" distL="0" distR="0" wp14:anchorId="4F58730B" wp14:editId="0C9232C4">
-            <wp:extent cx="2713770" cy="4865563"/>
-            <wp:effectExtent l="0" t="0" r="0" b="0"/>
-            <wp:docPr id="1653972946" name="Picture 1"/>
+          <wp:inline distT="0" distB="0" distL="0" distR="0" wp14:anchorId="6AB3D0B6" wp14:editId="4060E4D0">
+            <wp:extent cx="3061253" cy="5042170"/>
+            <wp:effectExtent l="0" t="0" r="6350" b="6350"/>
+            <wp:docPr id="1135257406" name="Picture 1"/>
             <wp:cNvGraphicFramePr>
               <a:graphicFrameLocks xmlns:a="http://schemas.openxmlformats.org/drawingml/2006/main" noChangeAspect="1"/>
             </wp:cNvGraphicFramePr>
@@ -135,23 +135,36 @@
               <a:graphicData uri="http://schemas.openxmlformats.org/drawingml/2006/picture">
                 <pic:pic xmlns:pic="http://schemas.openxmlformats.org/drawingml/2006/picture">
                   <pic:nvPicPr>
-                    <pic:cNvPr id="1653972946" name=""/>
-                    <pic:cNvPicPr/>
+                    <pic:cNvPr id="0" name="Picture 1"/>
+                    <pic:cNvPicPr>
+                      <a:picLocks noChangeAspect="1" noChangeArrowheads="1"/>
+                    </pic:cNvPicPr>
                   </pic:nvPicPr>
                   <pic:blipFill>
-                    <a:blip r:embed="rId6"/>
+                    <a:blip r:embed="rId6">
+                      <a:extLst>
+                        <a:ext uri="{28A0092B-C50C-407E-A947-70E740481C1C}">
+                          <a14:useLocalDpi xmlns:a14="http://schemas.microsoft.com/office/drawing/2010/main" val="0"/>
+                        </a:ext>
+                      </a:extLst>
+                    </a:blip>
+                    <a:srcRect/>
                     <a:stretch>
                       <a:fillRect/>
                     </a:stretch>
                   </pic:blipFill>
-                  <pic:spPr>
+                  <pic:spPr bwMode="auto">
                     <a:xfrm>
                       <a:off x="0" y="0"/>
-                      <a:ext cx="2717572" cy="4872379"/>
+                      <a:ext cx="3065142" cy="5048575"/>
                     </a:xfrm>
                     <a:prstGeom prst="rect">
                       <a:avLst/>
                     </a:prstGeom>
+                    <a:noFill/>
+                    <a:ln>
+                      <a:noFill/>
+                    </a:ln>
                   </pic:spPr>
                 </pic:pic>
               </a:graphicData>
